--- a/physics_course/word/lesson06.docx
+++ b/physics_course/word/lesson06.docx
@@ -21,52 +21,7 @@
         <w:rPr>
           <w:sz w:val="24"/>
         </w:rPr>
-        <w:t>ข้อ p1_l06_001: วัตถุมวล 2 kg เคลื่อนที่เป็นวงกลมรัศมี 0.5 m ด้วยความเร็ว 4 m/s แรงสู่ศูนย์กลางมีขนาดเท่าใด</w:t>
-      </w:r>
-    </w:p>
-    <w:p>
-      <w:pPr>
-        <w:pStyle w:val="ListBullet"/>
-        <w:ind w:left="720"/>
-      </w:pPr>
-      <w:r>
-        <w:t xml:space="preserve">    ก</w:t>
-      </w:r>
-    </w:p>
-    <w:p>
-      <w:pPr>
-        <w:pStyle w:val="ListBullet"/>
-        <w:ind w:left="720"/>
-      </w:pPr>
-      <w:r>
-        <w:t xml:space="preserve">    ข</w:t>
-      </w:r>
-    </w:p>
-    <w:p>
-      <w:pPr>
-        <w:pStyle w:val="ListBullet"/>
-        <w:ind w:left="720"/>
-      </w:pPr>
-      <w:r>
-        <w:t xml:space="preserve">    ค</w:t>
-      </w:r>
-    </w:p>
-    <w:p>
-      <w:pPr>
-        <w:pStyle w:val="ListBullet"/>
-        <w:ind w:left="720"/>
-      </w:pPr>
-      <w:r>
-        <w:t xml:space="preserve">    ง</w:t>
-      </w:r>
-    </w:p>
-    <w:p/>
-    <w:p>
-      <w:r>
-        <w:rPr>
-          <w:sz w:val="24"/>
-        </w:rPr>
-        <w:t>ข้อ p1_l06_002: วัตถุเคลื่อนที่เป็นวงกลมครบ 10 รอบในเวลา 20 วินาที ความเร็วเชิงมุมเป็นเท่าใด</w:t>
+        <w:t>1. วัตถุมวล 2 kg เคลื่อนที่เป็นวงกลมรัศมี 0.5 m ด้วยความเร็ว 4 m/s แรงสู่ศูนย์กลางมีขนาดเท่าใด</w:t>
       </w:r>
     </w:p>
     <w:p>
@@ -82,7 +37,7 @@
               <a:graphicData uri="http://schemas.openxmlformats.org/drawingml/2006/picture">
                 <pic:pic>
                   <pic:nvPicPr>
-                    <pic:cNvPr id="0" name="physics_img_q1_l06_002.png"/>
+                    <pic:cNvPr id="0" name="physics_img_1.png"/>
                     <pic:cNvPicPr/>
                   </pic:nvPicPr>
                   <pic:blipFill>
@@ -108,38 +63,34 @@
     <w:p/>
     <w:p>
       <w:pPr>
-        <w:pStyle w:val="ListBullet"/>
         <w:ind w:left="720"/>
       </w:pPr>
       <w:r>
-        <w:t xml:space="preserve">    ก</w:t>
+        <w:t xml:space="preserve">    1. ก</w:t>
       </w:r>
     </w:p>
     <w:p>
       <w:pPr>
-        <w:pStyle w:val="ListBullet"/>
         <w:ind w:left="720"/>
       </w:pPr>
       <w:r>
-        <w:t xml:space="preserve">    ข</w:t>
+        <w:t xml:space="preserve">    2. ข</w:t>
       </w:r>
     </w:p>
     <w:p>
       <w:pPr>
-        <w:pStyle w:val="ListBullet"/>
         <w:ind w:left="720"/>
       </w:pPr>
       <w:r>
-        <w:t xml:space="preserve">    ค</w:t>
+        <w:t xml:space="preserve">    3. ค</w:t>
       </w:r>
     </w:p>
     <w:p>
       <w:pPr>
-        <w:pStyle w:val="ListBullet"/>
         <w:ind w:left="720"/>
       </w:pPr>
       <w:r>
-        <w:t xml:space="preserve">    ง</w:t>
+        <w:t xml:space="preserve">    4. ง</w:t>
       </w:r>
     </w:p>
     <w:p/>
@@ -148,7 +99,48 @@
         <w:rPr>
           <w:sz w:val="24"/>
         </w:rPr>
-        <w:t>ข้อ p1_l06_003: ดาวเทียมโคจรรอบโลก 1 รอบใช้เวลา 2 ชั่วโมง คาบการโคจรเป็นเท่าใด</w:t>
+        <w:t>2. วัตถุเคลื่อนที่เป็นวงกลมครบ 10 รอบในเวลา 20 วินาที ความเร็วเชิงมุมเป็นเท่าใด</w:t>
+      </w:r>
+    </w:p>
+    <w:p>
+      <w:pPr>
+        <w:ind w:left="720"/>
+      </w:pPr>
+      <w:r>
+        <w:t xml:space="preserve">    1. ก</w:t>
+      </w:r>
+    </w:p>
+    <w:p>
+      <w:pPr>
+        <w:ind w:left="720"/>
+      </w:pPr>
+      <w:r>
+        <w:t xml:space="preserve">    2. ข</w:t>
+      </w:r>
+    </w:p>
+    <w:p>
+      <w:pPr>
+        <w:ind w:left="720"/>
+      </w:pPr>
+      <w:r>
+        <w:t xml:space="preserve">    3. ค</w:t>
+      </w:r>
+    </w:p>
+    <w:p>
+      <w:pPr>
+        <w:ind w:left="720"/>
+      </w:pPr>
+      <w:r>
+        <w:t xml:space="preserve">    4. ง</w:t>
+      </w:r>
+    </w:p>
+    <w:p/>
+    <w:p>
+      <w:r>
+        <w:rPr>
+          <w:sz w:val="24"/>
+        </w:rPr>
+        <w:t>3. ดาวเทียมโคจรรอบโลก 1 รอบใช้เวลา 2 ชั่วโมง คาบการโคจรเป็นเท่าใด</w:t>
       </w:r>
     </w:p>
     <w:p>
@@ -164,7 +156,7 @@
               <a:graphicData uri="http://schemas.openxmlformats.org/drawingml/2006/picture">
                 <pic:pic>
                   <pic:nvPicPr>
-                    <pic:cNvPr id="0" name="physics_img_q1_l06_003.png"/>
+                    <pic:cNvPr id="0" name="physics_img_3.png"/>
                     <pic:cNvPicPr/>
                   </pic:nvPicPr>
                   <pic:blipFill>
@@ -190,38 +182,34 @@
     <w:p/>
     <w:p>
       <w:pPr>
-        <w:pStyle w:val="ListBullet"/>
         <w:ind w:left="720"/>
       </w:pPr>
       <w:r>
-        <w:t xml:space="preserve">    ก</w:t>
+        <w:t xml:space="preserve">    1. ก</w:t>
       </w:r>
     </w:p>
     <w:p>
       <w:pPr>
-        <w:pStyle w:val="ListBullet"/>
         <w:ind w:left="720"/>
       </w:pPr>
       <w:r>
-        <w:t xml:space="preserve">    ข</w:t>
+        <w:t xml:space="preserve">    2. ข</w:t>
       </w:r>
     </w:p>
     <w:p>
       <w:pPr>
-        <w:pStyle w:val="ListBullet"/>
         <w:ind w:left="720"/>
       </w:pPr>
       <w:r>
-        <w:t xml:space="preserve">    ค</w:t>
+        <w:t xml:space="preserve">    3. ค</w:t>
       </w:r>
     </w:p>
     <w:p>
       <w:pPr>
-        <w:pStyle w:val="ListBullet"/>
         <w:ind w:left="720"/>
       </w:pPr>
       <w:r>
-        <w:t xml:space="preserve">    ง</w:t>
+        <w:t xml:space="preserve">    4. ง</w:t>
       </w:r>
     </w:p>
     <w:p/>
@@ -230,34 +218,31 @@
         <w:rPr>
           <w:sz w:val="24"/>
         </w:rPr>
-        <w:t>ข้อ p1_l06_004: จานหมุนหมุนได้ 120 รอบต่อนาที ความถี่ของการหมุนเป็นเท่าใด</w:t>
+        <w:t>4. จานหมุนหมุนได้ 120 รอบต่อนาที ความถี่ของการหมุนเป็นเท่าใด</w:t>
       </w:r>
     </w:p>
     <w:p>
       <w:pPr>
-        <w:pStyle w:val="ListBullet"/>
         <w:ind w:left="720"/>
       </w:pPr>
       <w:r>
-        <w:t xml:space="preserve">    ก</w:t>
+        <w:t xml:space="preserve">    1. ก</w:t>
       </w:r>
     </w:p>
     <w:p>
       <w:pPr>
-        <w:pStyle w:val="ListBullet"/>
         <w:ind w:left="720"/>
       </w:pPr>
       <w:r>
-        <w:t xml:space="preserve">    ข</w:t>
+        <w:t xml:space="preserve">    2. ข</w:t>
       </w:r>
     </w:p>
     <w:p>
       <w:pPr>
-        <w:pStyle w:val="ListBullet"/>
         <w:ind w:left="720"/>
       </w:pPr>
       <w:r>
-        <w:t xml:space="preserve">    ง</w:t>
+        <w:t xml:space="preserve">    3. ง</w:t>
       </w:r>
     </w:p>
     <w:p/>
@@ -266,43 +251,39 @@
         <w:rPr>
           <w:sz w:val="24"/>
         </w:rPr>
-        <w:t>ข้อ p1_l06_005: วัตถุมวล 1 kg ผูกเชือกยาว 0.5 m หมุนเป็นวงกลมในระนาบดิ่งด้วยความเร็ว 3 m/s ที่จุดต่ำสุด แรงตึงเชือกเป็นเท่าใด (g = 10 m/s²)</w:t>
+        <w:t>5. วัตถุมวล 1 kg ผูกเชือกยาว 0.5 m หมุนเป็นวงกลมในระนาบดิ่งด้วยความเร็ว 3 m/s ที่จุดต่ำสุด แรงตึงเชือกเป็นเท่าใด (g = 10 m/s²)</w:t>
       </w:r>
     </w:p>
     <w:p>
       <w:pPr>
-        <w:pStyle w:val="ListBullet"/>
         <w:ind w:left="720"/>
       </w:pPr>
       <w:r>
-        <w:t xml:space="preserve">    ก</w:t>
+        <w:t xml:space="preserve">    1. ก</w:t>
       </w:r>
     </w:p>
     <w:p>
       <w:pPr>
-        <w:pStyle w:val="ListBullet"/>
         <w:ind w:left="720"/>
       </w:pPr>
       <w:r>
-        <w:t xml:space="preserve">    ข</w:t>
+        <w:t xml:space="preserve">    2. ข</w:t>
       </w:r>
     </w:p>
     <w:p>
       <w:pPr>
-        <w:pStyle w:val="ListBullet"/>
         <w:ind w:left="720"/>
       </w:pPr>
       <w:r>
-        <w:t xml:space="preserve">    ค</w:t>
+        <w:t xml:space="preserve">    3. ค</w:t>
       </w:r>
     </w:p>
     <w:p>
       <w:pPr>
-        <w:pStyle w:val="ListBullet"/>
         <w:ind w:left="720"/>
       </w:pPr>
       <w:r>
-        <w:t xml:space="preserve">    ง</w:t>
+        <w:t xml:space="preserve">    4. ง</w:t>
       </w:r>
     </w:p>
     <w:p/>
@@ -311,43 +292,39 @@
         <w:rPr>
           <w:sz w:val="24"/>
         </w:rPr>
-        <w:t>ข้อ p1_l06_006: รถยนต์มวล 1,000 kg วิ่งเข้าโค้งรัศมี 100 m ด้วยความเร็ว 20 m/s ต้องมีแรงเสียดทานอย่างน้อยเท่าใดจึงจะไม่ไถล (g = 10 m/s²)</w:t>
+        <w:t>6. รถยนต์มวล 1,000 kg วิ่งเข้าโค้งรัศมี 100 m ด้วยความเร็ว 20 m/s ต้องมีแรงเสียดทานอย่างน้อยเท่าใดจึงจะไม่ไถล (g = 10 m/s²)</w:t>
       </w:r>
     </w:p>
     <w:p>
       <w:pPr>
-        <w:pStyle w:val="ListBullet"/>
         <w:ind w:left="720"/>
       </w:pPr>
       <w:r>
-        <w:t xml:space="preserve">    ก</w:t>
+        <w:t xml:space="preserve">    1. ก</w:t>
       </w:r>
     </w:p>
     <w:p>
       <w:pPr>
-        <w:pStyle w:val="ListBullet"/>
         <w:ind w:left="720"/>
       </w:pPr>
       <w:r>
-        <w:t xml:space="preserve">    ข</w:t>
+        <w:t xml:space="preserve">    2. ข</w:t>
       </w:r>
     </w:p>
     <w:p>
       <w:pPr>
-        <w:pStyle w:val="ListBullet"/>
         <w:ind w:left="720"/>
       </w:pPr>
       <w:r>
-        <w:t xml:space="preserve">    ค</w:t>
+        <w:t xml:space="preserve">    3. ค</w:t>
       </w:r>
     </w:p>
     <w:p>
       <w:pPr>
-        <w:pStyle w:val="ListBullet"/>
         <w:ind w:left="720"/>
       </w:pPr>
       <w:r>
-        <w:t xml:space="preserve">    ง</w:t>
+        <w:t xml:space="preserve">    4. ง</w:t>
       </w:r>
     </w:p>
     <w:p/>
@@ -356,43 +333,39 @@
         <w:rPr>
           <w:sz w:val="24"/>
         </w:rPr>
-        <w:t>ข้อ p1_l06_007: วัตถุเคลื่อนที่เป็นวงกลมรัศมี 2 m ด้วยความเร็วเชิงมุม 4 rad/s ความเร็วเชิงเส้นเป็นเท่าใด</w:t>
+        <w:t>7. วัตถุเคลื่อนที่เป็นวงกลมรัศมี 2 m ด้วยความเร็วเชิงมุม 4 rad/s ความเร็วเชิงเส้นเป็นเท่าใด</w:t>
       </w:r>
     </w:p>
     <w:p>
       <w:pPr>
-        <w:pStyle w:val="ListBullet"/>
         <w:ind w:left="720"/>
       </w:pPr>
       <w:r>
-        <w:t xml:space="preserve">    ก</w:t>
+        <w:t xml:space="preserve">    1. ก</w:t>
       </w:r>
     </w:p>
     <w:p>
       <w:pPr>
-        <w:pStyle w:val="ListBullet"/>
         <w:ind w:left="720"/>
       </w:pPr>
       <w:r>
-        <w:t xml:space="preserve">    ข</w:t>
+        <w:t xml:space="preserve">    2. ข</w:t>
       </w:r>
     </w:p>
     <w:p>
       <w:pPr>
-        <w:pStyle w:val="ListBullet"/>
         <w:ind w:left="720"/>
       </w:pPr>
       <w:r>
-        <w:t xml:space="preserve">    ค</w:t>
+        <w:t xml:space="preserve">    3. ค</w:t>
       </w:r>
     </w:p>
     <w:p>
       <w:pPr>
-        <w:pStyle w:val="ListBullet"/>
         <w:ind w:left="720"/>
       </w:pPr>
       <w:r>
-        <w:t xml:space="preserve">    ง</w:t>
+        <w:t xml:space="preserve">    4. ง</w:t>
       </w:r>
     </w:p>
     <w:p/>
@@ -401,43 +374,39 @@
         <w:rPr>
           <w:sz w:val="24"/>
         </w:rPr>
-        <w:t>ข้อ p1_l06_008: เครื่องปั่นหมุน 3,000 รอบต่อนาที ความถี่เป็นเท่าใด และคาบเป็นเท่าใด</w:t>
+        <w:t>8. เครื่องปั่นหมุน 3,000 รอบต่อนาที ความถี่เป็นเท่าใด และคาบเป็นเท่าใด</w:t>
       </w:r>
     </w:p>
     <w:p>
       <w:pPr>
-        <w:pStyle w:val="ListBullet"/>
         <w:ind w:left="720"/>
       </w:pPr>
       <w:r>
-        <w:t xml:space="preserve">    ก</w:t>
+        <w:t xml:space="preserve">    1. ก</w:t>
       </w:r>
     </w:p>
     <w:p>
       <w:pPr>
-        <w:pStyle w:val="ListBullet"/>
         <w:ind w:left="720"/>
       </w:pPr>
       <w:r>
-        <w:t xml:space="preserve">    ข</w:t>
+        <w:t xml:space="preserve">    2. ข</w:t>
       </w:r>
     </w:p>
     <w:p>
       <w:pPr>
-        <w:pStyle w:val="ListBullet"/>
         <w:ind w:left="720"/>
       </w:pPr>
       <w:r>
-        <w:t xml:space="preserve">    ค</w:t>
+        <w:t xml:space="preserve">    3. ค</w:t>
       </w:r>
     </w:p>
     <w:p>
       <w:pPr>
-        <w:pStyle w:val="ListBullet"/>
         <w:ind w:left="720"/>
       </w:pPr>
       <w:r>
-        <w:t xml:space="preserve">    ง</w:t>
+        <w:t xml:space="preserve">    4. ง</w:t>
       </w:r>
     </w:p>
     <w:p/>
@@ -446,43 +415,39 @@
         <w:rPr>
           <w:sz w:val="24"/>
         </w:rPr>
-        <w:t>ข้อ p1_l06_009: วัตถุมวล 0.5 kg ผูกเชือกยาว 1 m หมุนเป็นวงกลมในระนาบราบด้วยความเร็ว 5 m/s แรงตึงเชือกเป็นเท่าใด</w:t>
+        <w:t>9. วัตถุมวล 0.5 kg ผูกเชือกยาว 1 m หมุนเป็นวงกลมในระนาบราบด้วยความเร็ว 5 m/s แรงตึงเชือกเป็นเท่าใด</w:t>
       </w:r>
     </w:p>
     <w:p>
       <w:pPr>
-        <w:pStyle w:val="ListBullet"/>
         <w:ind w:left="720"/>
       </w:pPr>
       <w:r>
-        <w:t xml:space="preserve">    ก</w:t>
+        <w:t xml:space="preserve">    1. ก</w:t>
       </w:r>
     </w:p>
     <w:p>
       <w:pPr>
-        <w:pStyle w:val="ListBullet"/>
         <w:ind w:left="720"/>
       </w:pPr>
       <w:r>
-        <w:t xml:space="preserve">    ข</w:t>
+        <w:t xml:space="preserve">    2. ข</w:t>
       </w:r>
     </w:p>
     <w:p>
       <w:pPr>
-        <w:pStyle w:val="ListBullet"/>
         <w:ind w:left="720"/>
       </w:pPr>
       <w:r>
-        <w:t xml:space="preserve">    ค</w:t>
+        <w:t xml:space="preserve">    3. ค</w:t>
       </w:r>
     </w:p>
     <w:p>
       <w:pPr>
-        <w:pStyle w:val="ListBullet"/>
         <w:ind w:left="720"/>
       </w:pPr>
       <w:r>
-        <w:t xml:space="preserve">    ง</w:t>
+        <w:t xml:space="preserve">    4. ง</w:t>
       </w:r>
     </w:p>
     <w:p/>
@@ -491,7 +456,48 @@
         <w:rPr>
           <w:sz w:val="24"/>
         </w:rPr>
-        <w:t>ข้อ p1_l06_010: อิเล็กตรอนเคลื่อนที่เป็นวงกลมในสนามแม่เหล็ก ถ้ารัศมีวงโคจรเพิ่มขึ้น 2 เท่า โดยความเร็วคงที่ แรงสู่ศูนย์กลางจะเป็นเท่าใด</w:t>
+        <w:t>10. อิเล็กตรอนเคลื่อนที่เป็นวงกลมในสนามแม่เหล็ก ถ้ารัศมีวงโคจรเพิ่มขึ้น 2 เท่า โดยความเร็วคงที่ แรงสู่ศูนย์กลางจะเป็นเท่าใด</w:t>
+      </w:r>
+    </w:p>
+    <w:p>
+      <w:pPr>
+        <w:ind w:left="720"/>
+      </w:pPr>
+      <w:r>
+        <w:t xml:space="preserve">    1. ก</w:t>
+      </w:r>
+    </w:p>
+    <w:p>
+      <w:pPr>
+        <w:ind w:left="720"/>
+      </w:pPr>
+      <w:r>
+        <w:t xml:space="preserve">    2. ข</w:t>
+      </w:r>
+    </w:p>
+    <w:p>
+      <w:pPr>
+        <w:ind w:left="720"/>
+      </w:pPr>
+      <w:r>
+        <w:t xml:space="preserve">    3. ค</w:t>
+      </w:r>
+    </w:p>
+    <w:p>
+      <w:pPr>
+        <w:ind w:left="720"/>
+      </w:pPr>
+      <w:r>
+        <w:t xml:space="preserve">    4. ง</w:t>
+      </w:r>
+    </w:p>
+    <w:p/>
+    <w:p>
+      <w:r>
+        <w:rPr>
+          <w:sz w:val="24"/>
+        </w:rPr>
+        <w:t>11. ล้อรัศมี 0.3 m หมุนด้วยความเร็วเชิงเส้นที่ขอบ 6 m/s ความเร็วเชิงมุมเป็นเท่าใด</w:t>
       </w:r>
     </w:p>
     <w:p>
@@ -507,7 +513,7 @@
               <a:graphicData uri="http://schemas.openxmlformats.org/drawingml/2006/picture">
                 <pic:pic>
                   <pic:nvPicPr>
-                    <pic:cNvPr id="0" name="physics_img_q1_l06_010.png"/>
+                    <pic:cNvPr id="0" name="physics_img_11.png"/>
                     <pic:cNvPicPr/>
                   </pic:nvPicPr>
                   <pic:blipFill>
@@ -533,38 +539,34 @@
     <w:p/>
     <w:p>
       <w:pPr>
-        <w:pStyle w:val="ListBullet"/>
         <w:ind w:left="720"/>
       </w:pPr>
       <w:r>
-        <w:t xml:space="preserve">    ก</w:t>
+        <w:t xml:space="preserve">    1. ก</w:t>
       </w:r>
     </w:p>
     <w:p>
       <w:pPr>
-        <w:pStyle w:val="ListBullet"/>
         <w:ind w:left="720"/>
       </w:pPr>
       <w:r>
-        <w:t xml:space="preserve">    ข</w:t>
+        <w:t xml:space="preserve">    2. ข</w:t>
       </w:r>
     </w:p>
     <w:p>
       <w:pPr>
-        <w:pStyle w:val="ListBullet"/>
         <w:ind w:left="720"/>
       </w:pPr>
       <w:r>
-        <w:t xml:space="preserve">    ค</w:t>
+        <w:t xml:space="preserve">    3. ค</w:t>
       </w:r>
     </w:p>
     <w:p>
       <w:pPr>
-        <w:pStyle w:val="ListBullet"/>
         <w:ind w:left="720"/>
       </w:pPr>
       <w:r>
-        <w:t xml:space="preserve">    ง</w:t>
+        <w:t xml:space="preserve">    4. ง</w:t>
       </w:r>
     </w:p>
     <w:p/>
@@ -573,43 +575,39 @@
         <w:rPr>
           <w:sz w:val="24"/>
         </w:rPr>
-        <w:t>ข้อ p1_l06_011: ล้อรัศมี 0.3 m หมุนด้วยความเร็วเชิงเส้นที่ขอบ 6 m/s ความเร็วเชิงมุมเป็นเท่าใด</w:t>
+        <w:t>12. วัตถุมวล 2 kg ผูกเชือกยาว 0.8 m หมุนเป็นวงกลมในระนาบดิ่ง ที่จุดสูงสุดด้วยความเร็ว 6 m/s แรงตึงเชือกเป็นเท่าใด (g = 10 m/s²)</w:t>
       </w:r>
     </w:p>
     <w:p>
       <w:pPr>
-        <w:pStyle w:val="ListBullet"/>
         <w:ind w:left="720"/>
       </w:pPr>
       <w:r>
-        <w:t xml:space="preserve">    ก</w:t>
+        <w:t xml:space="preserve">    1. ก</w:t>
       </w:r>
     </w:p>
     <w:p>
       <w:pPr>
-        <w:pStyle w:val="ListBullet"/>
         <w:ind w:left="720"/>
       </w:pPr>
       <w:r>
-        <w:t xml:space="preserve">    ข</w:t>
+        <w:t xml:space="preserve">    2. ข</w:t>
       </w:r>
     </w:p>
     <w:p>
       <w:pPr>
-        <w:pStyle w:val="ListBullet"/>
         <w:ind w:left="720"/>
       </w:pPr>
       <w:r>
-        <w:t xml:space="preserve">    ค</w:t>
+        <w:t xml:space="preserve">    3. ค</w:t>
       </w:r>
     </w:p>
     <w:p>
       <w:pPr>
-        <w:pStyle w:val="ListBullet"/>
         <w:ind w:left="720"/>
       </w:pPr>
       <w:r>
-        <w:t xml:space="preserve">    ง</w:t>
+        <w:t xml:space="preserve">    4. ง</w:t>
       </w:r>
     </w:p>
     <w:p/>
@@ -618,52 +616,7 @@
         <w:rPr>
           <w:sz w:val="24"/>
         </w:rPr>
-        <w:t>ข้อ p1_l06_012: วัตถุมวล 2 kg ผูกเชือกยาว 0.8 m หมุนเป็นวงกลมในระนาบดิ่ง ที่จุดสูงสุดด้วยความเร็ว 6 m/s แรงตึงเชือกเป็นเท่าใด (g = 10 m/s²)</w:t>
-      </w:r>
-    </w:p>
-    <w:p>
-      <w:pPr>
-        <w:pStyle w:val="ListBullet"/>
-        <w:ind w:left="720"/>
-      </w:pPr>
-      <w:r>
-        <w:t xml:space="preserve">    ก</w:t>
-      </w:r>
-    </w:p>
-    <w:p>
-      <w:pPr>
-        <w:pStyle w:val="ListBullet"/>
-        <w:ind w:left="720"/>
-      </w:pPr>
-      <w:r>
-        <w:t xml:space="preserve">    ข</w:t>
-      </w:r>
-    </w:p>
-    <w:p>
-      <w:pPr>
-        <w:pStyle w:val="ListBullet"/>
-        <w:ind w:left="720"/>
-      </w:pPr>
-      <w:r>
-        <w:t xml:space="preserve">    ค</w:t>
-      </w:r>
-    </w:p>
-    <w:p>
-      <w:pPr>
-        <w:pStyle w:val="ListBullet"/>
-        <w:ind w:left="720"/>
-      </w:pPr>
-      <w:r>
-        <w:t xml:space="preserve">    ง</w:t>
-      </w:r>
-    </w:p>
-    <w:p/>
-    <w:p>
-      <w:r>
-        <w:rPr>
-          <w:sz w:val="24"/>
-        </w:rPr>
-        <w:t>ข้อ p1_l06_013: รถแข่งวิ่งบนไบร์ตรัศมี 50 m ต้องมีความเร็วอย่างน้อยเท่าใดจึงจะไม่ตกออกนอกไบร์ต (g = 10 m/s²)</w:t>
+        <w:t>13. รถแข่งวิ่งบนไบร์ตรัศมี 50 m ต้องมีความเร็วอย่างน้อยเท่าใดจึงจะไม่ตกออกนอกไบร์ต (g = 10 m/s²)</w:t>
       </w:r>
     </w:p>
     <w:p>
@@ -679,11 +632,11 @@
               <a:graphicData uri="http://schemas.openxmlformats.org/drawingml/2006/picture">
                 <pic:pic>
                   <pic:nvPicPr>
-                    <pic:cNvPr id="0" name="physics_img_q1_l06_010.png"/>
+                    <pic:cNvPr id="0" name="physics_img_1.png"/>
                     <pic:cNvPicPr/>
                   </pic:nvPicPr>
                   <pic:blipFill>
-                    <a:blip r:embed="rId11"/>
+                    <a:blip r:embed="rId9"/>
                     <a:stretch>
                       <a:fillRect/>
                     </a:stretch>
@@ -705,38 +658,34 @@
     <w:p/>
     <w:p>
       <w:pPr>
-        <w:pStyle w:val="ListBullet"/>
         <w:ind w:left="720"/>
       </w:pPr>
       <w:r>
-        <w:t xml:space="preserve">    ก</w:t>
+        <w:t xml:space="preserve">    1. ก</w:t>
       </w:r>
     </w:p>
     <w:p>
       <w:pPr>
-        <w:pStyle w:val="ListBullet"/>
         <w:ind w:left="720"/>
       </w:pPr>
       <w:r>
-        <w:t xml:space="preserve">    ข</w:t>
+        <w:t xml:space="preserve">    2. ข</w:t>
       </w:r>
     </w:p>
     <w:p>
       <w:pPr>
-        <w:pStyle w:val="ListBullet"/>
         <w:ind w:left="720"/>
       </w:pPr>
       <w:r>
-        <w:t xml:space="preserve">    ค</w:t>
+        <w:t xml:space="preserve">    3. ค</w:t>
       </w:r>
     </w:p>
     <w:p>
       <w:pPr>
-        <w:pStyle w:val="ListBullet"/>
         <w:ind w:left="720"/>
       </w:pPr>
       <w:r>
-        <w:t xml:space="preserve">    ง</w:t>
+        <w:t xml:space="preserve">    4. ง</w:t>
       </w:r>
     </w:p>
     <w:p/>
@@ -745,43 +694,39 @@
         <w:rPr>
           <w:sz w:val="24"/>
         </w:rPr>
-        <w:t>ข้อ p1_l06_014: วัตถุมวล 1 kg ผูกเชือกยาว 0.5 m หมุนเป็นวงกลมในระนาบดิ่ง ถ้าแรงตึงเชือกสูงสุดที่ทนได้คือ 50 N วัตถุจะหมุนได้โดยไม่ขาดที่ความเร็วสูงสุดเท่าใด (g = 10 m/s²)</w:t>
+        <w:t>14. วัตถุมวล 1 kg ผูกเชือกยาว 0.5 m หมุนเป็นวงกลมในระนาบดิ่ง ถ้าแรงตึงเชือกสูงสุดที่ทนได้คือ 50 N วัตถุจะหมุนได้โดยไม่ขาดที่ความเร็วสูงสุดเท่าใด (g = 10 m/s²)</w:t>
       </w:r>
     </w:p>
     <w:p>
       <w:pPr>
-        <w:pStyle w:val="ListBullet"/>
         <w:ind w:left="720"/>
       </w:pPr>
       <w:r>
-        <w:t xml:space="preserve">    ก</w:t>
+        <w:t xml:space="preserve">    1. ก</w:t>
       </w:r>
     </w:p>
     <w:p>
       <w:pPr>
-        <w:pStyle w:val="ListBullet"/>
         <w:ind w:left="720"/>
       </w:pPr>
       <w:r>
-        <w:t xml:space="preserve">    ข</w:t>
+        <w:t xml:space="preserve">    2. ข</w:t>
       </w:r>
     </w:p>
     <w:p>
       <w:pPr>
-        <w:pStyle w:val="ListBullet"/>
         <w:ind w:left="720"/>
       </w:pPr>
       <w:r>
-        <w:t xml:space="preserve">    ค</w:t>
+        <w:t xml:space="preserve">    3. ค</w:t>
       </w:r>
     </w:p>
     <w:p>
       <w:pPr>
-        <w:pStyle w:val="ListBullet"/>
         <w:ind w:left="720"/>
       </w:pPr>
       <w:r>
-        <w:t xml:space="preserve">    ง</w:t>
+        <w:t xml:space="preserve">    4. ง</w:t>
       </w:r>
     </w:p>
     <w:p/>
@@ -790,43 +735,39 @@
         <w:rPr>
           <w:sz w:val="24"/>
         </w:rPr>
-        <w:t>ข้อ p1_l06_015: มอเตอร์หมุนที่ความถี่ 1,800 รอบ/นาที ความเร็วเชิงมุมเป็นเท่าใด</w:t>
+        <w:t>15. มอเตอร์หมุนที่ความถี่ 1,800 รอบ/นาที ความเร็วเชิงมุมเป็นเท่าใด</w:t>
       </w:r>
     </w:p>
     <w:p>
       <w:pPr>
-        <w:pStyle w:val="ListBullet"/>
         <w:ind w:left="720"/>
       </w:pPr>
       <w:r>
-        <w:t xml:space="preserve">    ก</w:t>
+        <w:t xml:space="preserve">    1. ก</w:t>
       </w:r>
     </w:p>
     <w:p>
       <w:pPr>
-        <w:pStyle w:val="ListBullet"/>
         <w:ind w:left="720"/>
       </w:pPr>
       <w:r>
-        <w:t xml:space="preserve">    ข</w:t>
+        <w:t xml:space="preserve">    2. ข</w:t>
       </w:r>
     </w:p>
     <w:p>
       <w:pPr>
-        <w:pStyle w:val="ListBullet"/>
         <w:ind w:left="720"/>
       </w:pPr>
       <w:r>
-        <w:t xml:space="preserve">    ค</w:t>
+        <w:t xml:space="preserve">    3. ค</w:t>
       </w:r>
     </w:p>
     <w:p>
       <w:pPr>
-        <w:pStyle w:val="ListBullet"/>
         <w:ind w:left="720"/>
       </w:pPr>
       <w:r>
-        <w:t xml:space="preserve">    ง</w:t>
+        <w:t xml:space="preserve">    4. ง</w:t>
       </w:r>
     </w:p>
     <w:p/>
@@ -835,43 +776,39 @@
         <w:rPr>
           <w:sz w:val="24"/>
         </w:rPr>
-        <w:t>ข้อ p1_l06_016: ดาวเทียมมวล 500 kg โคจรรอบโลกที่ความสูงเท่ากับรัศมีโลก (จากจุดศูนย์กลางโลก = 2R) ด้วยความเร็ว 5,600 m/s จงหาแรงสู่ศูนย์กลาง (R = 6.4×10⁶ m)</w:t>
+        <w:t>16. ดาวเทียมมวล 500 kg โคจรรอบโลกที่ความสูงเท่ากับรัศมีโลก (จากจุดศูนย์กลางโลก = 2R) ด้วยความเร็ว 5,600 m/s จงหาแรงสู่ศูนย์กลาง (R = 6.4×10⁶ m)</w:t>
       </w:r>
     </w:p>
     <w:p>
       <w:pPr>
-        <w:pStyle w:val="ListBullet"/>
         <w:ind w:left="720"/>
       </w:pPr>
       <w:r>
-        <w:t xml:space="preserve">    ก</w:t>
+        <w:t xml:space="preserve">    1. ก</w:t>
       </w:r>
     </w:p>
     <w:p>
       <w:pPr>
-        <w:pStyle w:val="ListBullet"/>
         <w:ind w:left="720"/>
       </w:pPr>
       <w:r>
-        <w:t xml:space="preserve">    ข</w:t>
+        <w:t xml:space="preserve">    2. ข</w:t>
       </w:r>
     </w:p>
     <w:p>
       <w:pPr>
-        <w:pStyle w:val="ListBullet"/>
         <w:ind w:left="720"/>
       </w:pPr>
       <w:r>
-        <w:t xml:space="preserve">    ค</w:t>
+        <w:t xml:space="preserve">    3. ค</w:t>
       </w:r>
     </w:p>
     <w:p>
       <w:pPr>
-        <w:pStyle w:val="ListBullet"/>
         <w:ind w:left="720"/>
       </w:pPr>
       <w:r>
-        <w:t xml:space="preserve">    ง</w:t>
+        <w:t xml:space="preserve">    4. ง</w:t>
       </w:r>
     </w:p>
     <w:p/>
@@ -880,7 +817,48 @@
         <w:rPr>
           <w:sz w:val="24"/>
         </w:rPr>
-        <w:t>ข้อ p1_l06_017: ดาวเทียมโคจรรอบโลกที่ความสูง 3R จากผิวโลก (R = รัศมีโลก) ถ้าคาบของดาวเทียมใกล้พื้นผิวโลก = 84 นาที คาบของดาวเทียมนี้เป็นเท่าใด</w:t>
+        <w:t>17. ดาวเทียมโคจรรอบโลกที่ความสูง 3R จากผิวโลก (R = รัศมีโลก) ถ้าคาบของดาวเทียมใกล้พื้นผิวโลก = 84 นาที คาบของดาวเทียมนี้เป็นเท่าใด</w:t>
+      </w:r>
+    </w:p>
+    <w:p>
+      <w:pPr>
+        <w:ind w:left="720"/>
+      </w:pPr>
+      <w:r>
+        <w:t xml:space="preserve">    1. ก</w:t>
+      </w:r>
+    </w:p>
+    <w:p>
+      <w:pPr>
+        <w:ind w:left="720"/>
+      </w:pPr>
+      <w:r>
+        <w:t xml:space="preserve">    2. ข</w:t>
+      </w:r>
+    </w:p>
+    <w:p>
+      <w:pPr>
+        <w:ind w:left="720"/>
+      </w:pPr>
+      <w:r>
+        <w:t xml:space="preserve">    3. ค</w:t>
+      </w:r>
+    </w:p>
+    <w:p>
+      <w:pPr>
+        <w:ind w:left="720"/>
+      </w:pPr>
+      <w:r>
+        <w:t xml:space="preserve">    4. ง</w:t>
+      </w:r>
+    </w:p>
+    <w:p/>
+    <w:p>
+      <w:r>
+        <w:rPr>
+          <w:sz w:val="24"/>
+        </w:rPr>
+        <w:t>18. วัตถุมวล 0.5 kg ผูกเชือกยาว 0.8 m หมุนเป็นวงกลมในระนาบดิ่ง ที่จุดกึ่งกลาง (ระดับเดียวกับจุดศูนย์กลาง) ด้วยความเร็ว 6 m/s แรงตึงเชือกเป็นเท่าใด (g = 10 m/s²)</w:t>
       </w:r>
     </w:p>
     <w:p>
@@ -896,11 +874,11 @@
               <a:graphicData uri="http://schemas.openxmlformats.org/drawingml/2006/picture">
                 <pic:pic>
                   <pic:nvPicPr>
-                    <pic:cNvPr id="0" name="physics_img_q1_l06_003.png"/>
+                    <pic:cNvPr id="0" name="physics_img_1.png"/>
                     <pic:cNvPicPr/>
                   </pic:nvPicPr>
                   <pic:blipFill>
-                    <a:blip r:embed="rId10"/>
+                    <a:blip r:embed="rId9"/>
                     <a:stretch>
                       <a:fillRect/>
                     </a:stretch>
@@ -922,38 +900,34 @@
     <w:p/>
     <w:p>
       <w:pPr>
-        <w:pStyle w:val="ListBullet"/>
         <w:ind w:left="720"/>
       </w:pPr>
       <w:r>
-        <w:t xml:space="preserve">    ก</w:t>
+        <w:t xml:space="preserve">    1. ก</w:t>
       </w:r>
     </w:p>
     <w:p>
       <w:pPr>
-        <w:pStyle w:val="ListBullet"/>
         <w:ind w:left="720"/>
       </w:pPr>
       <w:r>
-        <w:t xml:space="preserve">    ข</w:t>
+        <w:t xml:space="preserve">    2. ข</w:t>
       </w:r>
     </w:p>
     <w:p>
       <w:pPr>
-        <w:pStyle w:val="ListBullet"/>
         <w:ind w:left="720"/>
       </w:pPr>
       <w:r>
-        <w:t xml:space="preserve">    ค</w:t>
+        <w:t xml:space="preserve">    3. ค</w:t>
       </w:r>
     </w:p>
     <w:p>
       <w:pPr>
-        <w:pStyle w:val="ListBullet"/>
         <w:ind w:left="720"/>
       </w:pPr>
       <w:r>
-        <w:t xml:space="preserve">    ง</w:t>
+        <w:t xml:space="preserve">    4. ง</w:t>
       </w:r>
     </w:p>
     <w:p/>
@@ -962,43 +936,39 @@
         <w:rPr>
           <w:sz w:val="24"/>
         </w:rPr>
-        <w:t>ข้อ p1_l06_018: วัตถุมวล 0.5 kg ผูกเชือกยาว 0.8 m หมุนเป็นวงกลมในระนาบดิ่ง ที่จุดกึ่งกลาง (ระดับเดียวกับจุดศูนย์กลาง) ด้วยความเร็ว 6 m/s แรงตึงเชือกเป็นเท่าใด (g = 10 m/s²)</w:t>
+        <w:t>19. อนุภาคมวล 0.1 kg เคลื่อนที่เป็นวงกลมรัศมี 0.5 m ด้วยความเร็วเชิงมุม 10 rad/s แรงสู่ศูนย์กลางเป็นเท่าใด</w:t>
       </w:r>
     </w:p>
     <w:p>
       <w:pPr>
-        <w:pStyle w:val="ListBullet"/>
         <w:ind w:left="720"/>
       </w:pPr>
       <w:r>
-        <w:t xml:space="preserve">    ก</w:t>
+        <w:t xml:space="preserve">    1. ก</w:t>
       </w:r>
     </w:p>
     <w:p>
       <w:pPr>
-        <w:pStyle w:val="ListBullet"/>
         <w:ind w:left="720"/>
       </w:pPr>
       <w:r>
-        <w:t xml:space="preserve">    ข</w:t>
+        <w:t xml:space="preserve">    2. ข</w:t>
       </w:r>
     </w:p>
     <w:p>
       <w:pPr>
-        <w:pStyle w:val="ListBullet"/>
         <w:ind w:left="720"/>
       </w:pPr>
       <w:r>
-        <w:t xml:space="preserve">    ค</w:t>
+        <w:t xml:space="preserve">    3. ค</w:t>
       </w:r>
     </w:p>
     <w:p>
       <w:pPr>
-        <w:pStyle w:val="ListBullet"/>
         <w:ind w:left="720"/>
       </w:pPr>
       <w:r>
-        <w:t xml:space="preserve">    ง</w:t>
+        <w:t xml:space="preserve">    4. ง</w:t>
       </w:r>
     </w:p>
     <w:p/>
@@ -1007,7 +977,130 @@
         <w:rPr>
           <w:sz w:val="24"/>
         </w:rPr>
-        <w:t>ข้อ p1_l06_019: อนุภาคมวล 0.1 kg เคลื่อนที่เป็นวงกลมรัศมี 0.5 m ด้วยความเร็วเชิงมุม 10 rad/s แรงสู่ศูนย์กลางเป็นเท่าใด</w:t>
+        <w:t>20. วัตถุเคลื่อนที่เป็นวงกลมครบ 1 รอบในเวลา 0.5 วินาที ความถี่เป็นเท่าใด</w:t>
+      </w:r>
+    </w:p>
+    <w:p>
+      <w:pPr>
+        <w:ind w:left="720"/>
+      </w:pPr>
+      <w:r>
+        <w:t xml:space="preserve">    1. ก</w:t>
+      </w:r>
+    </w:p>
+    <w:p>
+      <w:pPr>
+        <w:ind w:left="720"/>
+      </w:pPr>
+      <w:r>
+        <w:t xml:space="preserve">    2. ข</w:t>
+      </w:r>
+    </w:p>
+    <w:p>
+      <w:pPr>
+        <w:ind w:left="720"/>
+      </w:pPr>
+      <w:r>
+        <w:t xml:space="preserve">    3. ค</w:t>
+      </w:r>
+    </w:p>
+    <w:p>
+      <w:pPr>
+        <w:ind w:left="720"/>
+      </w:pPr>
+      <w:r>
+        <w:t xml:space="preserve">    4. ง</w:t>
+      </w:r>
+    </w:p>
+    <w:p/>
+    <w:p>
+      <w:r>
+        <w:rPr>
+          <w:sz w:val="24"/>
+        </w:rPr>
+        <w:t>21. รถบรรทุกมวล 4,000 kg วิ่งเข้าโค้งรัศมี 200 m ด้วยความเร็ว 72 km/hr ต้องการแรงเสียดทานเป็นเท่าใดจึงจะไม่ไถล (g = 10 m/s²)</w:t>
+      </w:r>
+    </w:p>
+    <w:p>
+      <w:pPr>
+        <w:ind w:left="720"/>
+      </w:pPr>
+      <w:r>
+        <w:t xml:space="preserve">    1. ก</w:t>
+      </w:r>
+    </w:p>
+    <w:p>
+      <w:pPr>
+        <w:ind w:left="720"/>
+      </w:pPr>
+      <w:r>
+        <w:t xml:space="preserve">    2. ข</w:t>
+      </w:r>
+    </w:p>
+    <w:p>
+      <w:pPr>
+        <w:ind w:left="720"/>
+      </w:pPr>
+      <w:r>
+        <w:t xml:space="preserve">    3. ค</w:t>
+      </w:r>
+    </w:p>
+    <w:p>
+      <w:pPr>
+        <w:ind w:left="720"/>
+      </w:pPr>
+      <w:r>
+        <w:t xml:space="preserve">    4. ง</w:t>
+      </w:r>
+    </w:p>
+    <w:p/>
+    <w:p>
+      <w:r>
+        <w:rPr>
+          <w:sz w:val="24"/>
+        </w:rPr>
+        <w:t>22. เข็มนาฬิกายาว 1 cm ปลายเข็มเคลื่อนที่เป็นวงกลมรัศมี 1 cm ครบ 1 รอบใน 60 วินาที ความเร็วเชิงเส้นที่ปลายเข็มเป็นเท่าใด</w:t>
+      </w:r>
+    </w:p>
+    <w:p>
+      <w:pPr>
+        <w:ind w:left="720"/>
+      </w:pPr>
+      <w:r>
+        <w:t xml:space="preserve">    1. ก</w:t>
+      </w:r>
+    </w:p>
+    <w:p>
+      <w:pPr>
+        <w:ind w:left="720"/>
+      </w:pPr>
+      <w:r>
+        <w:t xml:space="preserve">    2. ข</w:t>
+      </w:r>
+    </w:p>
+    <w:p>
+      <w:pPr>
+        <w:ind w:left="720"/>
+      </w:pPr>
+      <w:r>
+        <w:t xml:space="preserve">    3. ค</w:t>
+      </w:r>
+    </w:p>
+    <w:p>
+      <w:pPr>
+        <w:ind w:left="720"/>
+      </w:pPr>
+      <w:r>
+        <w:t xml:space="preserve">    4. ง</w:t>
+      </w:r>
+    </w:p>
+    <w:p/>
+    <w:p>
+      <w:r>
+        <w:rPr>
+          <w:sz w:val="24"/>
+        </w:rPr>
+        <w:t>23. วัตถุมวล 3 kg ผูกเชือกยาว 1.5 m หมุนเป็นวงกลมในระนาบดิ่ง ที่จุดสูงสุดมีแรงตึงเชือก 10 N ความเร็วที่จุดสูงสุดเป็นเท่าใด (g = 10 m/s²)</w:t>
       </w:r>
     </w:p>
     <w:p>
@@ -1023,11 +1116,11 @@
               <a:graphicData uri="http://schemas.openxmlformats.org/drawingml/2006/picture">
                 <pic:pic>
                   <pic:nvPicPr>
-                    <pic:cNvPr id="0" name="physics_img_q1_l06_010.png"/>
+                    <pic:cNvPr id="0" name="physics_img_1.png"/>
                     <pic:cNvPicPr/>
                   </pic:nvPicPr>
                   <pic:blipFill>
-                    <a:blip r:embed="rId11"/>
+                    <a:blip r:embed="rId9"/>
                     <a:stretch>
                       <a:fillRect/>
                     </a:stretch>
@@ -1049,38 +1142,34 @@
     <w:p/>
     <w:p>
       <w:pPr>
-        <w:pStyle w:val="ListBullet"/>
         <w:ind w:left="720"/>
       </w:pPr>
       <w:r>
-        <w:t xml:space="preserve">    ก</w:t>
+        <w:t xml:space="preserve">    1. ก</w:t>
       </w:r>
     </w:p>
     <w:p>
       <w:pPr>
-        <w:pStyle w:val="ListBullet"/>
         <w:ind w:left="720"/>
       </w:pPr>
       <w:r>
-        <w:t xml:space="preserve">    ข</w:t>
+        <w:t xml:space="preserve">    2. ข</w:t>
       </w:r>
     </w:p>
     <w:p>
       <w:pPr>
-        <w:pStyle w:val="ListBullet"/>
         <w:ind w:left="720"/>
       </w:pPr>
       <w:r>
-        <w:t xml:space="preserve">    ค</w:t>
+        <w:t xml:space="preserve">    3. ค</w:t>
       </w:r>
     </w:p>
     <w:p>
       <w:pPr>
-        <w:pStyle w:val="ListBullet"/>
         <w:ind w:left="720"/>
       </w:pPr>
       <w:r>
-        <w:t xml:space="preserve">    ง</w:t>
+        <w:t xml:space="preserve">    4. ง</w:t>
       </w:r>
     </w:p>
     <w:p/>
@@ -1089,43 +1178,39 @@
         <w:rPr>
           <w:sz w:val="24"/>
         </w:rPr>
-        <w:t>ข้อ p1_l06_020: วัตถุเคลื่อนที่เป็นวงกลมครบ 1 รอบในเวลา 0.5 วินาที ความถี่เป็นเท่าใด</w:t>
+        <w:t>24. ลูกบอลมวล 0.2 kg ผูกเชือกยาว 0.4 m แกว่งเป็นวงกลมในระนาบราบ 2 รอบต่อวินาที แรงตึงเชือกเป็นเท่าใด</w:t>
       </w:r>
     </w:p>
     <w:p>
       <w:pPr>
-        <w:pStyle w:val="ListBullet"/>
         <w:ind w:left="720"/>
       </w:pPr>
       <w:r>
-        <w:t xml:space="preserve">    ก</w:t>
+        <w:t xml:space="preserve">    1. ก</w:t>
       </w:r>
     </w:p>
     <w:p>
       <w:pPr>
-        <w:pStyle w:val="ListBullet"/>
         <w:ind w:left="720"/>
       </w:pPr>
       <w:r>
-        <w:t xml:space="preserve">    ข</w:t>
+        <w:t xml:space="preserve">    2. ข</w:t>
       </w:r>
     </w:p>
     <w:p>
       <w:pPr>
-        <w:pStyle w:val="ListBullet"/>
         <w:ind w:left="720"/>
       </w:pPr>
       <w:r>
-        <w:t xml:space="preserve">    ค</w:t>
+        <w:t xml:space="preserve">    3. ค</w:t>
       </w:r>
     </w:p>
     <w:p>
       <w:pPr>
-        <w:pStyle w:val="ListBullet"/>
         <w:ind w:left="720"/>
       </w:pPr>
       <w:r>
-        <w:t xml:space="preserve">    ง</w:t>
+        <w:t xml:space="preserve">    4. ง</w:t>
       </w:r>
     </w:p>
     <w:p/>
@@ -1134,334 +1219,39 @@
         <w:rPr>
           <w:sz w:val="24"/>
         </w:rPr>
-        <w:t>ข้อ p1_l06_021: รถบรรทุกมวล 4,000 kg วิ่งเข้าโค้งรัศมี 200 m ด้วยความเร็ว 72 km/hr ต้องการแรงเสียดทานเป็นเท่าใดจึงจะไม่ไถล (g = 10 m/s²)</w:t>
-      </w:r>
-    </w:p>
-    <w:p>
-      <w:r>
-        <w:drawing>
-          <wp:inline xmlns:a="http://schemas.openxmlformats.org/drawingml/2006/main" xmlns:pic="http://schemas.openxmlformats.org/drawingml/2006/picture">
-            <wp:extent cx="1828800" cy="1359877"/>
-            <wp:docPr id="7" name="Picture 7"/>
-            <wp:cNvGraphicFramePr>
-              <a:graphicFrameLocks noChangeAspect="1"/>
-            </wp:cNvGraphicFramePr>
-            <a:graphic>
-              <a:graphicData uri="http://schemas.openxmlformats.org/drawingml/2006/picture">
-                <pic:pic>
-                  <pic:nvPicPr>
-                    <pic:cNvPr id="0" name="physics_img_q1_l06_010.png"/>
-                    <pic:cNvPicPr/>
-                  </pic:nvPicPr>
-                  <pic:blipFill>
-                    <a:blip r:embed="rId11"/>
-                    <a:stretch>
-                      <a:fillRect/>
-                    </a:stretch>
-                  </pic:blipFill>
-                  <pic:spPr>
-                    <a:xfrm>
-                      <a:off x="0" y="0"/>
-                      <a:ext cx="1828800" cy="1359877"/>
-                    </a:xfrm>
-                    <a:prstGeom prst="rect"/>
-                  </pic:spPr>
-                </pic:pic>
-              </a:graphicData>
-            </a:graphic>
-          </wp:inline>
-        </w:drawing>
-      </w:r>
-    </w:p>
-    <w:p/>
-    <w:p>
-      <w:pPr>
-        <w:pStyle w:val="ListBullet"/>
-        <w:ind w:left="720"/>
-      </w:pPr>
-      <w:r>
-        <w:t xml:space="preserve">    ก</w:t>
+        <w:t>25. จานเสียงหมุน 33 รอบต่อนาที ถ้าต้องการให้จานหมุนเร็วขึ้นเป็น 45 รอบต่อนาที โดยไม่เปลี่ยนความเร็วเชิงเส้นที่ขอบ ต้องเปลี่ยนรัศมีเป็นกี่เท่าของรัศมีเดิม</w:t>
       </w:r>
     </w:p>
     <w:p>
       <w:pPr>
-        <w:pStyle w:val="ListBullet"/>
         <w:ind w:left="720"/>
       </w:pPr>
       <w:r>
-        <w:t xml:space="preserve">    ข</w:t>
+        <w:t xml:space="preserve">    1. ก</w:t>
       </w:r>
     </w:p>
     <w:p>
       <w:pPr>
-        <w:pStyle w:val="ListBullet"/>
         <w:ind w:left="720"/>
       </w:pPr>
       <w:r>
-        <w:t xml:space="preserve">    ค</w:t>
+        <w:t xml:space="preserve">    2. ข</w:t>
       </w:r>
     </w:p>
     <w:p>
       <w:pPr>
-        <w:pStyle w:val="ListBullet"/>
         <w:ind w:left="720"/>
       </w:pPr>
       <w:r>
-        <w:t xml:space="preserve">    ง</w:t>
-      </w:r>
-    </w:p>
-    <w:p/>
-    <w:p>
-      <w:r>
-        <w:rPr>
-          <w:sz w:val="24"/>
-        </w:rPr>
-        <w:t>ข้อ p1_l06_022: เข็มนาฬิกายาว 1 cm ปลายเข็มเคลื่อนที่เป็นวงกลมรัศมี 1 cm ครบ 1 รอบใน 60 วินาที ความเร็วเชิงเส้นที่ปลายเข็มเป็นเท่าใด</w:t>
+        <w:t xml:space="preserve">    3. ค</w:t>
       </w:r>
     </w:p>
     <w:p>
       <w:pPr>
-        <w:pStyle w:val="ListBullet"/>
         <w:ind w:left="720"/>
       </w:pPr>
       <w:r>
-        <w:t xml:space="preserve">    ก</w:t>
-      </w:r>
-    </w:p>
-    <w:p>
-      <w:pPr>
-        <w:pStyle w:val="ListBullet"/>
-        <w:ind w:left="720"/>
-      </w:pPr>
-      <w:r>
-        <w:t xml:space="preserve">    ข</w:t>
-      </w:r>
-    </w:p>
-    <w:p>
-      <w:pPr>
-        <w:pStyle w:val="ListBullet"/>
-        <w:ind w:left="720"/>
-      </w:pPr>
-      <w:r>
-        <w:t xml:space="preserve">    ค</w:t>
-      </w:r>
-    </w:p>
-    <w:p>
-      <w:pPr>
-        <w:pStyle w:val="ListBullet"/>
-        <w:ind w:left="720"/>
-      </w:pPr>
-      <w:r>
-        <w:t xml:space="preserve">    ง</w:t>
-      </w:r>
-    </w:p>
-    <w:p/>
-    <w:p>
-      <w:r>
-        <w:rPr>
-          <w:sz w:val="24"/>
-        </w:rPr>
-        <w:t>ข้อ p1_l06_023: วัตถุมวล 3 kg ผูกเชือกยาว 1.5 m หมุนเป็นวงกลมในระนาบดิ่ง ที่จุดสูงสุดมีแรงตึงเชือก 10 N ความเร็วที่จุดสูงสุดเป็นเท่าใด (g = 10 m/s²)</w:t>
-      </w:r>
-    </w:p>
-    <w:p>
-      <w:r>
-        <w:drawing>
-          <wp:inline xmlns:a="http://schemas.openxmlformats.org/drawingml/2006/main" xmlns:pic="http://schemas.openxmlformats.org/drawingml/2006/picture">
-            <wp:extent cx="1828800" cy="1359877"/>
-            <wp:docPr id="8" name="Picture 8"/>
-            <wp:cNvGraphicFramePr>
-              <a:graphicFrameLocks noChangeAspect="1"/>
-            </wp:cNvGraphicFramePr>
-            <a:graphic>
-              <a:graphicData uri="http://schemas.openxmlformats.org/drawingml/2006/picture">
-                <pic:pic>
-                  <pic:nvPicPr>
-                    <pic:cNvPr id="0" name="physics_img_q1_l06_010.png"/>
-                    <pic:cNvPicPr/>
-                  </pic:nvPicPr>
-                  <pic:blipFill>
-                    <a:blip r:embed="rId11"/>
-                    <a:stretch>
-                      <a:fillRect/>
-                    </a:stretch>
-                  </pic:blipFill>
-                  <pic:spPr>
-                    <a:xfrm>
-                      <a:off x="0" y="0"/>
-                      <a:ext cx="1828800" cy="1359877"/>
-                    </a:xfrm>
-                    <a:prstGeom prst="rect"/>
-                  </pic:spPr>
-                </pic:pic>
-              </a:graphicData>
-            </a:graphic>
-          </wp:inline>
-        </w:drawing>
-      </w:r>
-    </w:p>
-    <w:p/>
-    <w:p>
-      <w:pPr>
-        <w:pStyle w:val="ListBullet"/>
-        <w:ind w:left="720"/>
-      </w:pPr>
-      <w:r>
-        <w:t xml:space="preserve">    ก</w:t>
-      </w:r>
-    </w:p>
-    <w:p>
-      <w:pPr>
-        <w:pStyle w:val="ListBullet"/>
-        <w:ind w:left="720"/>
-      </w:pPr>
-      <w:r>
-        <w:t xml:space="preserve">    ข</w:t>
-      </w:r>
-    </w:p>
-    <w:p>
-      <w:pPr>
-        <w:pStyle w:val="ListBullet"/>
-        <w:ind w:left="720"/>
-      </w:pPr>
-      <w:r>
-        <w:t xml:space="preserve">    ค</w:t>
-      </w:r>
-    </w:p>
-    <w:p>
-      <w:pPr>
-        <w:pStyle w:val="ListBullet"/>
-        <w:ind w:left="720"/>
-      </w:pPr>
-      <w:r>
-        <w:t xml:space="preserve">    ง</w:t>
-      </w:r>
-    </w:p>
-    <w:p/>
-    <w:p>
-      <w:r>
-        <w:rPr>
-          <w:sz w:val="24"/>
-        </w:rPr>
-        <w:t>ข้อ p1_l06_024: ลูกบอลมวล 0.2 kg ผูกเชือกยาว 0.4 m แกว่งเป็นวงกลมในระนาบราบ 2 รอบต่อวินาที แรงตึงเชือกเป็นเท่าใด</w:t>
-      </w:r>
-    </w:p>
-    <w:p>
-      <w:r>
-        <w:drawing>
-          <wp:inline xmlns:a="http://schemas.openxmlformats.org/drawingml/2006/main" xmlns:pic="http://schemas.openxmlformats.org/drawingml/2006/picture">
-            <wp:extent cx="1828800" cy="1359877"/>
-            <wp:docPr id="9" name="Picture 9"/>
-            <wp:cNvGraphicFramePr>
-              <a:graphicFrameLocks noChangeAspect="1"/>
-            </wp:cNvGraphicFramePr>
-            <a:graphic>
-              <a:graphicData uri="http://schemas.openxmlformats.org/drawingml/2006/picture">
-                <pic:pic>
-                  <pic:nvPicPr>
-                    <pic:cNvPr id="0" name="physics_img_q1_l06_010.png"/>
-                    <pic:cNvPicPr/>
-                  </pic:nvPicPr>
-                  <pic:blipFill>
-                    <a:blip r:embed="rId11"/>
-                    <a:stretch>
-                      <a:fillRect/>
-                    </a:stretch>
-                  </pic:blipFill>
-                  <pic:spPr>
-                    <a:xfrm>
-                      <a:off x="0" y="0"/>
-                      <a:ext cx="1828800" cy="1359877"/>
-                    </a:xfrm>
-                    <a:prstGeom prst="rect"/>
-                  </pic:spPr>
-                </pic:pic>
-              </a:graphicData>
-            </a:graphic>
-          </wp:inline>
-        </w:drawing>
-      </w:r>
-    </w:p>
-    <w:p/>
-    <w:p>
-      <w:pPr>
-        <w:pStyle w:val="ListBullet"/>
-        <w:ind w:left="720"/>
-      </w:pPr>
-      <w:r>
-        <w:t xml:space="preserve">    ก</w:t>
-      </w:r>
-    </w:p>
-    <w:p>
-      <w:pPr>
-        <w:pStyle w:val="ListBullet"/>
-        <w:ind w:left="720"/>
-      </w:pPr>
-      <w:r>
-        <w:t xml:space="preserve">    ข</w:t>
-      </w:r>
-    </w:p>
-    <w:p>
-      <w:pPr>
-        <w:pStyle w:val="ListBullet"/>
-        <w:ind w:left="720"/>
-      </w:pPr>
-      <w:r>
-        <w:t xml:space="preserve">    ค</w:t>
-      </w:r>
-    </w:p>
-    <w:p>
-      <w:pPr>
-        <w:pStyle w:val="ListBullet"/>
-        <w:ind w:left="720"/>
-      </w:pPr>
-      <w:r>
-        <w:t xml:space="preserve">    ง</w:t>
-      </w:r>
-    </w:p>
-    <w:p/>
-    <w:p>
-      <w:r>
-        <w:rPr>
-          <w:sz w:val="24"/>
-        </w:rPr>
-        <w:t>ข้อ p1_l06_025: จานเสียงหมุน 33 รอบต่อนาที ถ้าต้องการให้จานหมุนเร็วขึ้นเป็น 45 รอบต่อนาที โดยไม่เปลี่ยนความเร็วเชิงเส้นที่ขอบ ต้องเปลี่ยนรัศมีเป็นกี่เท่าของรัศมีเดิม</w:t>
-      </w:r>
-    </w:p>
-    <w:p>
-      <w:pPr>
-        <w:pStyle w:val="ListBullet"/>
-        <w:ind w:left="720"/>
-      </w:pPr>
-      <w:r>
-        <w:t xml:space="preserve">    ก</w:t>
-      </w:r>
-    </w:p>
-    <w:p>
-      <w:pPr>
-        <w:pStyle w:val="ListBullet"/>
-        <w:ind w:left="720"/>
-      </w:pPr>
-      <w:r>
-        <w:t xml:space="preserve">    ข</w:t>
-      </w:r>
-    </w:p>
-    <w:p>
-      <w:pPr>
-        <w:pStyle w:val="ListBullet"/>
-        <w:ind w:left="720"/>
-      </w:pPr>
-      <w:r>
-        <w:t xml:space="preserve">    ค</w:t>
-      </w:r>
-    </w:p>
-    <w:p>
-      <w:pPr>
-        <w:pStyle w:val="ListBullet"/>
-        <w:ind w:left="720"/>
-      </w:pPr>
-      <w:r>
-        <w:t xml:space="preserve">    ง</w:t>
+        <w:t xml:space="preserve">    4. ง</w:t>
       </w:r>
     </w:p>
     <w:p/>

--- a/physics_course/word/lesson06.docx
+++ b/physics_course/word/lesson06.docx
@@ -24,43 +24,6 @@
         <w:t>1. วัตถุมวล 2 kg เคลื่อนที่เป็นวงกลมรัศมี 0.5 m ด้วยความเร็ว 4 m/s แรงสู่ศูนย์กลางมีขนาดเท่าใด</w:t>
       </w:r>
     </w:p>
-    <w:p>
-      <w:r>
-        <w:drawing>
-          <wp:inline xmlns:a="http://schemas.openxmlformats.org/drawingml/2006/main" xmlns:pic="http://schemas.openxmlformats.org/drawingml/2006/picture">
-            <wp:extent cx="1828800" cy="1359877"/>
-            <wp:docPr id="1" name="Picture 1"/>
-            <wp:cNvGraphicFramePr>
-              <a:graphicFrameLocks noChangeAspect="1"/>
-            </wp:cNvGraphicFramePr>
-            <a:graphic>
-              <a:graphicData uri="http://schemas.openxmlformats.org/drawingml/2006/picture">
-                <pic:pic>
-                  <pic:nvPicPr>
-                    <pic:cNvPr id="0" name="physics_img_1.png"/>
-                    <pic:cNvPicPr/>
-                  </pic:nvPicPr>
-                  <pic:blipFill>
-                    <a:blip r:embed="rId9"/>
-                    <a:stretch>
-                      <a:fillRect/>
-                    </a:stretch>
-                  </pic:blipFill>
-                  <pic:spPr>
-                    <a:xfrm>
-                      <a:off x="0" y="0"/>
-                      <a:ext cx="1828800" cy="1359877"/>
-                    </a:xfrm>
-                    <a:prstGeom prst="rect"/>
-                  </pic:spPr>
-                </pic:pic>
-              </a:graphicData>
-            </a:graphic>
-          </wp:inline>
-        </w:drawing>
-      </w:r>
-    </w:p>
-    <w:p/>
     <w:p>
       <w:pPr>
         <w:ind w:left="720"/>
@@ -143,43 +106,6 @@
         <w:t>3. ดาวเทียมโคจรรอบโลก 1 รอบใช้เวลา 2 ชั่วโมง คาบการโคจรเป็นเท่าใด</w:t>
       </w:r>
     </w:p>
-    <w:p>
-      <w:r>
-        <w:drawing>
-          <wp:inline xmlns:a="http://schemas.openxmlformats.org/drawingml/2006/main" xmlns:pic="http://schemas.openxmlformats.org/drawingml/2006/picture">
-            <wp:extent cx="1828800" cy="1359877"/>
-            <wp:docPr id="2" name="Picture 2"/>
-            <wp:cNvGraphicFramePr>
-              <a:graphicFrameLocks noChangeAspect="1"/>
-            </wp:cNvGraphicFramePr>
-            <a:graphic>
-              <a:graphicData uri="http://schemas.openxmlformats.org/drawingml/2006/picture">
-                <pic:pic>
-                  <pic:nvPicPr>
-                    <pic:cNvPr id="0" name="physics_img_3.png"/>
-                    <pic:cNvPicPr/>
-                  </pic:nvPicPr>
-                  <pic:blipFill>
-                    <a:blip r:embed="rId10"/>
-                    <a:stretch>
-                      <a:fillRect/>
-                    </a:stretch>
-                  </pic:blipFill>
-                  <pic:spPr>
-                    <a:xfrm>
-                      <a:off x="0" y="0"/>
-                      <a:ext cx="1828800" cy="1359877"/>
-                    </a:xfrm>
-                    <a:prstGeom prst="rect"/>
-                  </pic:spPr>
-                </pic:pic>
-              </a:graphicData>
-            </a:graphic>
-          </wp:inline>
-        </w:drawing>
-      </w:r>
-    </w:p>
-    <w:p/>
     <w:p>
       <w:pPr>
         <w:ind w:left="720"/>
@@ -501,43 +427,6 @@
       </w:r>
     </w:p>
     <w:p>
-      <w:r>
-        <w:drawing>
-          <wp:inline xmlns:a="http://schemas.openxmlformats.org/drawingml/2006/main" xmlns:pic="http://schemas.openxmlformats.org/drawingml/2006/picture">
-            <wp:extent cx="1828800" cy="1359877"/>
-            <wp:docPr id="3" name="Picture 3"/>
-            <wp:cNvGraphicFramePr>
-              <a:graphicFrameLocks noChangeAspect="1"/>
-            </wp:cNvGraphicFramePr>
-            <a:graphic>
-              <a:graphicData uri="http://schemas.openxmlformats.org/drawingml/2006/picture">
-                <pic:pic>
-                  <pic:nvPicPr>
-                    <pic:cNvPr id="0" name="physics_img_11.png"/>
-                    <pic:cNvPicPr/>
-                  </pic:nvPicPr>
-                  <pic:blipFill>
-                    <a:blip r:embed="rId11"/>
-                    <a:stretch>
-                      <a:fillRect/>
-                    </a:stretch>
-                  </pic:blipFill>
-                  <pic:spPr>
-                    <a:xfrm>
-                      <a:off x="0" y="0"/>
-                      <a:ext cx="1828800" cy="1359877"/>
-                    </a:xfrm>
-                    <a:prstGeom prst="rect"/>
-                  </pic:spPr>
-                </pic:pic>
-              </a:graphicData>
-            </a:graphic>
-          </wp:inline>
-        </w:drawing>
-      </w:r>
-    </w:p>
-    <w:p/>
-    <w:p>
       <w:pPr>
         <w:ind w:left="720"/>
       </w:pPr>
@@ -619,43 +508,6 @@
         <w:t>13. รถแข่งวิ่งบนไบร์ตรัศมี 50 m ต้องมีความเร็วอย่างน้อยเท่าใดจึงจะไม่ตกออกนอกไบร์ต (g = 10 m/s²)</w:t>
       </w:r>
     </w:p>
-    <w:p>
-      <w:r>
-        <w:drawing>
-          <wp:inline xmlns:a="http://schemas.openxmlformats.org/drawingml/2006/main" xmlns:pic="http://schemas.openxmlformats.org/drawingml/2006/picture">
-            <wp:extent cx="1828800" cy="1359877"/>
-            <wp:docPr id="4" name="Picture 4"/>
-            <wp:cNvGraphicFramePr>
-              <a:graphicFrameLocks noChangeAspect="1"/>
-            </wp:cNvGraphicFramePr>
-            <a:graphic>
-              <a:graphicData uri="http://schemas.openxmlformats.org/drawingml/2006/picture">
-                <pic:pic>
-                  <pic:nvPicPr>
-                    <pic:cNvPr id="0" name="physics_img_1.png"/>
-                    <pic:cNvPicPr/>
-                  </pic:nvPicPr>
-                  <pic:blipFill>
-                    <a:blip r:embed="rId9"/>
-                    <a:stretch>
-                      <a:fillRect/>
-                    </a:stretch>
-                  </pic:blipFill>
-                  <pic:spPr>
-                    <a:xfrm>
-                      <a:off x="0" y="0"/>
-                      <a:ext cx="1828800" cy="1359877"/>
-                    </a:xfrm>
-                    <a:prstGeom prst="rect"/>
-                  </pic:spPr>
-                </pic:pic>
-              </a:graphicData>
-            </a:graphic>
-          </wp:inline>
-        </w:drawing>
-      </w:r>
-    </w:p>
-    <w:p/>
     <w:p>
       <w:pPr>
         <w:ind w:left="720"/>
@@ -862,43 +714,6 @@
       </w:r>
     </w:p>
     <w:p>
-      <w:r>
-        <w:drawing>
-          <wp:inline xmlns:a="http://schemas.openxmlformats.org/drawingml/2006/main" xmlns:pic="http://schemas.openxmlformats.org/drawingml/2006/picture">
-            <wp:extent cx="1828800" cy="1359877"/>
-            <wp:docPr id="5" name="Picture 5"/>
-            <wp:cNvGraphicFramePr>
-              <a:graphicFrameLocks noChangeAspect="1"/>
-            </wp:cNvGraphicFramePr>
-            <a:graphic>
-              <a:graphicData uri="http://schemas.openxmlformats.org/drawingml/2006/picture">
-                <pic:pic>
-                  <pic:nvPicPr>
-                    <pic:cNvPr id="0" name="physics_img_1.png"/>
-                    <pic:cNvPicPr/>
-                  </pic:nvPicPr>
-                  <pic:blipFill>
-                    <a:blip r:embed="rId9"/>
-                    <a:stretch>
-                      <a:fillRect/>
-                    </a:stretch>
-                  </pic:blipFill>
-                  <pic:spPr>
-                    <a:xfrm>
-                      <a:off x="0" y="0"/>
-                      <a:ext cx="1828800" cy="1359877"/>
-                    </a:xfrm>
-                    <a:prstGeom prst="rect"/>
-                  </pic:spPr>
-                </pic:pic>
-              </a:graphicData>
-            </a:graphic>
-          </wp:inline>
-        </w:drawing>
-      </w:r>
-    </w:p>
-    <w:p/>
-    <w:p>
       <w:pPr>
         <w:ind w:left="720"/>
       </w:pPr>
@@ -1103,43 +918,6 @@
         <w:t>23. วัตถุมวล 3 kg ผูกเชือกยาว 1.5 m หมุนเป็นวงกลมในระนาบดิ่ง ที่จุดสูงสุดมีแรงตึงเชือก 10 N ความเร็วที่จุดสูงสุดเป็นเท่าใด (g = 10 m/s²)</w:t>
       </w:r>
     </w:p>
-    <w:p>
-      <w:r>
-        <w:drawing>
-          <wp:inline xmlns:a="http://schemas.openxmlformats.org/drawingml/2006/main" xmlns:pic="http://schemas.openxmlformats.org/drawingml/2006/picture">
-            <wp:extent cx="1828800" cy="1359877"/>
-            <wp:docPr id="6" name="Picture 6"/>
-            <wp:cNvGraphicFramePr>
-              <a:graphicFrameLocks noChangeAspect="1"/>
-            </wp:cNvGraphicFramePr>
-            <a:graphic>
-              <a:graphicData uri="http://schemas.openxmlformats.org/drawingml/2006/picture">
-                <pic:pic>
-                  <pic:nvPicPr>
-                    <pic:cNvPr id="0" name="physics_img_1.png"/>
-                    <pic:cNvPicPr/>
-                  </pic:nvPicPr>
-                  <pic:blipFill>
-                    <a:blip r:embed="rId9"/>
-                    <a:stretch>
-                      <a:fillRect/>
-                    </a:stretch>
-                  </pic:blipFill>
-                  <pic:spPr>
-                    <a:xfrm>
-                      <a:off x="0" y="0"/>
-                      <a:ext cx="1828800" cy="1359877"/>
-                    </a:xfrm>
-                    <a:prstGeom prst="rect"/>
-                  </pic:spPr>
-                </pic:pic>
-              </a:graphicData>
-            </a:graphic>
-          </wp:inline>
-        </w:drawing>
-      </w:r>
-    </w:p>
-    <w:p/>
     <w:p>
       <w:pPr>
         <w:ind w:left="720"/>
